--- a/docxs/System_Design_Document.docx
+++ b/docxs/System_Design_Document.docx
@@ -303,7 +303,6 @@
         <w:alias w:val="Table of Contents"/>
         <w:id w:val="1729417282"/>
       </w:sdtPr>
-      <w:sdtEndPr/>
       <w:sdtContent>
         <w:p>
           <w:pPr>
@@ -1098,6 +1097,117 @@
       </w:r>
       <w:bookmarkEnd w:id="3"/>
     </w:p>
+    <w:p>
+      <w:pPr>
+        <w:pStyle w:val="Heading2"/>
+        <w:rPr>
+          <w:color w:val="auto"/>
+        </w:rPr>
+      </w:pPr>
+      <w:r>
+        <w:rPr>
+          <w:noProof/>
+          <w:color w:val="auto"/>
+        </w:rPr>
+        <w:drawing>
+          <wp:inline distT="0" distB="0" distL="0" distR="0" wp14:anchorId="3FCE00FF" wp14:editId="1141261E">
+            <wp:extent cx="5943600" cy="4980305"/>
+            <wp:effectExtent l="0" t="0" r="0" b="0"/>
+            <wp:docPr id="352712002" name="Picture 1"/>
+            <wp:cNvGraphicFramePr>
+              <a:graphicFrameLocks xmlns:a="http://schemas.openxmlformats.org/drawingml/2006/main" noChangeAspect="1"/>
+            </wp:cNvGraphicFramePr>
+            <a:graphic xmlns:a="http://schemas.openxmlformats.org/drawingml/2006/main">
+              <a:graphicData uri="http://schemas.openxmlformats.org/drawingml/2006/picture">
+                <pic:pic xmlns:pic="http://schemas.openxmlformats.org/drawingml/2006/picture">
+                  <pic:nvPicPr>
+                    <pic:cNvPr id="352712002" name="Picture 352712002"/>
+                    <pic:cNvPicPr/>
+                  </pic:nvPicPr>
+                  <pic:blipFill>
+                    <a:blip r:embed="rId8" cstate="print">
+                      <a:extLst>
+                        <a:ext uri="{28A0092B-C50C-407E-A947-70E740481C1C}">
+                          <a14:useLocalDpi xmlns:a14="http://schemas.microsoft.com/office/drawing/2010/main" val="0"/>
+                        </a:ext>
+                      </a:extLst>
+                    </a:blip>
+                    <a:stretch>
+                      <a:fillRect/>
+                    </a:stretch>
+                  </pic:blipFill>
+                  <pic:spPr>
+                    <a:xfrm>
+                      <a:off x="0" y="0"/>
+                      <a:ext cx="5943600" cy="4980305"/>
+                    </a:xfrm>
+                    <a:prstGeom prst="rect">
+                      <a:avLst/>
+                    </a:prstGeom>
+                  </pic:spPr>
+                </pic:pic>
+              </a:graphicData>
+            </a:graphic>
+          </wp:inline>
+        </w:drawing>
+      </w:r>
+    </w:p>
+    <w:p>
+      <w:pPr>
+        <w:pStyle w:val="Heading2"/>
+        <w:rPr>
+          <w:color w:val="auto"/>
+        </w:rPr>
+      </w:pPr>
+    </w:p>
+    <w:p>
+      <w:pPr>
+        <w:spacing w:before="80" w:after="240"/>
+        <w:jc w:val="center"/>
+        <w:rPr>
+          <w:i/>
+          <w:iCs/>
+          <w:sz w:val="18"/>
+          <w:szCs w:val="18"/>
+        </w:rPr>
+      </w:pPr>
+      <w:r>
+        <w:rPr>
+          <w:i/>
+          <w:iCs/>
+          <w:sz w:val="18"/>
+          <w:szCs w:val="18"/>
+        </w:rPr>
+        <w:t xml:space="preserve">Figure </w:t>
+      </w:r>
+      <w:r>
+        <w:rPr>
+          <w:i/>
+          <w:iCs/>
+          <w:sz w:val="18"/>
+          <w:szCs w:val="18"/>
+        </w:rPr>
+        <w:t>1</w:t>
+      </w:r>
+      <w:r>
+        <w:rPr>
+          <w:i/>
+          <w:iCs/>
+          <w:sz w:val="18"/>
+          <w:szCs w:val="18"/>
+        </w:rPr>
+        <w:t xml:space="preserve">. </w:t>
+      </w:r>
+      <w:r>
+        <w:rPr>
+          <w:i/>
+          <w:iCs/>
+          <w:sz w:val="18"/>
+          <w:szCs w:val="18"/>
+        </w:rPr>
+        <w:t>System Architecture</w:t>
+      </w:r>
+    </w:p>
     <w:p/>
     <w:p>
       <w:pPr>
@@ -1108,6 +1218,7 @@
         <w:rPr>
           <w:noProof/>
         </w:rPr>
+        <w:lastRenderedPageBreak/>
         <w:drawing>
           <wp:anchor distT="0" distB="0" distL="114300" distR="114300" simplePos="0" relativeHeight="251659264" behindDoc="0" locked="0" layoutInCell="1" allowOverlap="1" wp14:anchorId="670113FD" wp14:editId="71534165">
             <wp:simplePos x="0" y="0"/>
@@ -1134,7 +1245,7 @@
                     </pic:cNvPicPr>
                   </pic:nvPicPr>
                   <pic:blipFill>
-                    <a:blip r:embed="rId8" cstate="print">
+                    <a:blip r:embed="rId9" cstate="print">
                       <a:extLst>
                         <a:ext uri="{28A0092B-C50C-407E-A947-70E740481C1C}">
                           <a14:useLocalDpi xmlns:a14="http://schemas.microsoft.com/office/drawing/2010/main" val="0"/>
@@ -1180,100 +1291,26 @@
           <w:sz w:val="18"/>
           <w:szCs w:val="18"/>
         </w:rPr>
-        <w:t>Figure 1. End-to-end serverless architecture: authentication, upload, AI analysis pipeline, and frontend delivery.</w:t>
-      </w:r>
-    </w:p>
-    <w:p>
-      <w:pPr>
-        <w:spacing w:before="80" w:after="240"/>
-        <w:jc w:val="center"/>
+        <w:t xml:space="preserve">Figure </w:t>
+      </w:r>
+      <w:r>
         <w:rPr>
           <w:i/>
           <w:iCs/>
           <w:sz w:val="18"/>
           <w:szCs w:val="18"/>
         </w:rPr>
-      </w:pPr>
-      <w:r>
-        <w:rPr>
-          <w:noProof/>
-        </w:rPr>
-        <w:lastRenderedPageBreak/>
-        <w:drawing>
-          <wp:inline distT="0" distB="0" distL="0" distR="0" wp14:anchorId="0BC316DA" wp14:editId="2BC86D88">
-            <wp:extent cx="5943600" cy="2759710"/>
-            <wp:effectExtent l="0" t="0" r="0" b="2540"/>
-            <wp:docPr id="6" name="Image 0" descr="c:\Users\patel\OneDrive - Dalhousie University\Desktop\Classwork\Sem 2\Adv Cloud\Project\docxs\diagrams\high-level.png"/>
-            <wp:cNvGraphicFramePr>
-              <a:graphicFrameLocks xmlns:a="http://schemas.openxmlformats.org/drawingml/2006/main" noChangeAspect="1"/>
-            </wp:cNvGraphicFramePr>
-            <a:graphic xmlns:a="http://schemas.openxmlformats.org/drawingml/2006/main">
-              <a:graphicData uri="http://schemas.openxmlformats.org/drawingml/2006/picture">
-                <pic:pic xmlns:pic="http://schemas.openxmlformats.org/drawingml/2006/picture">
-                  <pic:nvPicPr>
-                    <pic:cNvPr id="6" name="Image 0" descr="c:\Users\patel\OneDrive - Dalhousie University\Desktop\Classwork\Sem 2\Adv Cloud\Project\docxs\diagrams\high-level.png"/>
-                    <pic:cNvPicPr>
-                      <a:picLocks noChangeAspect="1"/>
-                    </pic:cNvPicPr>
-                  </pic:nvPicPr>
-                  <pic:blipFill>
-                    <a:blip r:embed="rId9"/>
-                    <a:srcRect/>
-                    <a:stretch/>
-                  </pic:blipFill>
-                  <pic:spPr>
-                    <a:xfrm>
-                      <a:off x="0" y="0"/>
-                      <a:ext cx="5943600" cy="2759710"/>
-                    </a:xfrm>
-                    <a:prstGeom prst="rect">
-                      <a:avLst/>
-                    </a:prstGeom>
-                  </pic:spPr>
-                </pic:pic>
-              </a:graphicData>
-            </a:graphic>
-          </wp:inline>
-        </w:drawing>
-      </w:r>
-    </w:p>
-    <w:p>
-      <w:pPr>
-        <w:spacing w:before="80" w:after="240"/>
-        <w:jc w:val="center"/>
+        <w:t>2</w:t>
+      </w:r>
+      <w:r>
         <w:rPr>
           <w:i/>
           <w:iCs/>
           <w:sz w:val="18"/>
           <w:szCs w:val="18"/>
         </w:rPr>
-      </w:pPr>
-      <w:r>
-        <w:rPr>
-          <w:i/>
-          <w:iCs/>
-          <w:sz w:val="18"/>
-          <w:szCs w:val="18"/>
-        </w:rPr>
-        <w:t>Archi</w:t>
-      </w:r>
-      <w:r>
-        <w:rPr>
-          <w:i/>
-          <w:iCs/>
-          <w:sz w:val="18"/>
-          <w:szCs w:val="18"/>
-        </w:rPr>
-        <w:t>tecture Diagram</w:t>
-      </w:r>
-    </w:p>
-    <w:p>
-      <w:pPr>
-        <w:pStyle w:val="Heading2"/>
-        <w:rPr>
-          <w:color w:val="auto"/>
-        </w:rPr>
-      </w:pPr>
+        <w:t>. End-to-end serverless architecture: authentication, upload, AI analysis pipeline, and frontend delivery.</w:t>
+      </w:r>
       <w:bookmarkStart w:id="4" w:name="_Toc234022883"/>
     </w:p>
     <w:p>
@@ -1415,7 +1452,6 @@
             <w:tcW w:w="2200" w:type="dxa"/>
           </w:tcPr>
           <w:p>
-            <w:proofErr w:type="spellStart"/>
             <w:r>
               <w:rPr>
                 <w:b/>
@@ -1425,7 +1461,6 @@
               </w:rPr>
               <w:t>createUploadUrl</w:t>
             </w:r>
-            <w:proofErr w:type="spellEnd"/>
           </w:p>
         </w:tc>
         <w:tc>
@@ -1477,7 +1512,6 @@
             <w:tcW w:w="2200" w:type="dxa"/>
           </w:tcPr>
           <w:p>
-            <w:proofErr w:type="spellStart"/>
             <w:r>
               <w:rPr>
                 <w:b/>
@@ -1487,7 +1521,6 @@
               </w:rPr>
               <w:t>ingestUpload</w:t>
             </w:r>
-            <w:proofErr w:type="spellEnd"/>
           </w:p>
         </w:tc>
         <w:tc>
@@ -1539,17 +1572,16 @@
             <w:tcW w:w="2200" w:type="dxa"/>
           </w:tcPr>
           <w:p>
-            <w:proofErr w:type="spellStart"/>
-            <w:r>
-              <w:rPr>
-                <w:b/>
-                <w:bCs/>
-                <w:sz w:val="20"/>
-                <w:szCs w:val="20"/>
-              </w:rPr>
+            <w:r>
+              <w:rPr>
+                <w:b/>
+                <w:bCs/>
+                <w:sz w:val="20"/>
+                <w:szCs w:val="20"/>
+              </w:rPr>
+              <w:lastRenderedPageBreak/>
               <w:t>extractText</w:t>
             </w:r>
-            <w:proofErr w:type="spellEnd"/>
           </w:p>
         </w:tc>
         <w:tc>
@@ -1576,39 +1608,7 @@
                 <w:sz w:val="20"/>
                 <w:szCs w:val="20"/>
               </w:rPr>
-              <w:t xml:space="preserve">Call </w:t>
-            </w:r>
-            <w:proofErr w:type="spellStart"/>
-            <w:r>
-              <w:rPr>
-                <w:sz w:val="20"/>
-                <w:szCs w:val="20"/>
-              </w:rPr>
-              <w:t>Textract</w:t>
-            </w:r>
-            <w:proofErr w:type="spellEnd"/>
-            <w:r>
-              <w:rPr>
-                <w:sz w:val="20"/>
-                <w:szCs w:val="20"/>
-              </w:rPr>
-              <w:t xml:space="preserve"> </w:t>
-            </w:r>
-            <w:proofErr w:type="spellStart"/>
-            <w:r>
-              <w:rPr>
-                <w:sz w:val="20"/>
-                <w:szCs w:val="20"/>
-              </w:rPr>
-              <w:t>DetectDocumentText</w:t>
-            </w:r>
-            <w:proofErr w:type="spellEnd"/>
-            <w:r>
-              <w:rPr>
-                <w:sz w:val="20"/>
-                <w:szCs w:val="20"/>
-              </w:rPr>
-              <w:t xml:space="preserve"> on resume S3 object</w:t>
+              <w:t>Call Textract DetectDocumentText on resume S3 object</w:t>
             </w:r>
           </w:p>
         </w:tc>
@@ -1633,7 +1633,6 @@
             <w:tcW w:w="2200" w:type="dxa"/>
           </w:tcPr>
           <w:p>
-            <w:proofErr w:type="spellStart"/>
             <w:r>
               <w:rPr>
                 <w:b/>
@@ -1643,7 +1642,6 @@
               </w:rPr>
               <w:t>parseAndScore</w:t>
             </w:r>
-            <w:proofErr w:type="spellEnd"/>
           </w:p>
         </w:tc>
         <w:tc>
@@ -1695,7 +1693,6 @@
             <w:tcW w:w="2200" w:type="dxa"/>
           </w:tcPr>
           <w:p>
-            <w:proofErr w:type="spellStart"/>
             <w:r>
               <w:rPr>
                 <w:b/>
@@ -1705,7 +1702,6 @@
               </w:rPr>
               <w:t>notifyResult</w:t>
             </w:r>
-            <w:proofErr w:type="spellEnd"/>
           </w:p>
         </w:tc>
         <w:tc>
@@ -1757,7 +1753,6 @@
             <w:tcW w:w="2200" w:type="dxa"/>
           </w:tcPr>
           <w:p>
-            <w:proofErr w:type="spellStart"/>
             <w:r>
               <w:rPr>
                 <w:b/>
@@ -1767,7 +1762,6 @@
               </w:rPr>
               <w:t>markFailedStep</w:t>
             </w:r>
-            <w:proofErr w:type="spellEnd"/>
           </w:p>
         </w:tc>
         <w:tc>
@@ -1819,7 +1813,6 @@
             <w:tcW w:w="2200" w:type="dxa"/>
           </w:tcPr>
           <w:p>
-            <w:proofErr w:type="spellStart"/>
             <w:r>
               <w:rPr>
                 <w:b/>
@@ -1829,7 +1822,6 @@
               </w:rPr>
               <w:t>notifyErrorStep</w:t>
             </w:r>
-            <w:proofErr w:type="spellEnd"/>
           </w:p>
         </w:tc>
         <w:tc>
@@ -1881,7 +1873,6 @@
             <w:tcW w:w="2200" w:type="dxa"/>
           </w:tcPr>
           <w:p>
-            <w:proofErr w:type="spellStart"/>
             <w:r>
               <w:rPr>
                 <w:b/>
@@ -1891,7 +1882,6 @@
               </w:rPr>
               <w:t>queryApi</w:t>
             </w:r>
-            <w:proofErr w:type="spellEnd"/>
           </w:p>
         </w:tc>
         <w:tc>
@@ -1943,7 +1933,6 @@
             <w:tcW w:w="2200" w:type="dxa"/>
           </w:tcPr>
           <w:p>
-            <w:proofErr w:type="spellStart"/>
             <w:r>
               <w:rPr>
                 <w:b/>
@@ -1953,7 +1942,6 @@
               </w:rPr>
               <w:t>createJob</w:t>
             </w:r>
-            <w:proofErr w:type="spellEnd"/>
           </w:p>
         </w:tc>
         <w:tc>
@@ -1980,17 +1968,8 @@
                 <w:sz w:val="20"/>
                 <w:szCs w:val="20"/>
               </w:rPr>
-              <w:t xml:space="preserve">Validate recruiter role; insert into DynamoDB </w:t>
-            </w:r>
-            <w:proofErr w:type="spellStart"/>
-            <w:r>
-              <w:rPr>
-                <w:sz w:val="20"/>
-                <w:szCs w:val="20"/>
-              </w:rPr>
-              <w:t>JobsTable</w:t>
-            </w:r>
-            <w:proofErr w:type="spellEnd"/>
+              <w:t>Validate recruiter role; insert into DynamoDB JobsTable</w:t>
+            </w:r>
           </w:p>
         </w:tc>
         <w:tc>
@@ -2014,18 +1993,15 @@
             <w:tcW w:w="2200" w:type="dxa"/>
           </w:tcPr>
           <w:p>
-            <w:proofErr w:type="spellStart"/>
-            <w:r>
-              <w:rPr>
-                <w:b/>
-                <w:bCs/>
-                <w:sz w:val="20"/>
-                <w:szCs w:val="20"/>
-              </w:rPr>
-              <w:lastRenderedPageBreak/>
+            <w:r>
+              <w:rPr>
+                <w:b/>
+                <w:bCs/>
+                <w:sz w:val="20"/>
+                <w:szCs w:val="20"/>
+              </w:rPr>
               <w:t>getRankedResults</w:t>
             </w:r>
-            <w:proofErr w:type="spellEnd"/>
           </w:p>
         </w:tc>
         <w:tc>
@@ -2052,39 +2028,7 @@
                 <w:sz w:val="20"/>
                 <w:szCs w:val="20"/>
               </w:rPr>
-              <w:t xml:space="preserve">Query GSI </w:t>
-            </w:r>
-            <w:proofErr w:type="spellStart"/>
-            <w:r>
-              <w:rPr>
-                <w:sz w:val="20"/>
-                <w:szCs w:val="20"/>
-              </w:rPr>
-              <w:t>jobId</w:t>
-            </w:r>
-            <w:proofErr w:type="spellEnd"/>
-            <w:r>
-              <w:rPr>
-                <w:sz w:val="20"/>
-                <w:szCs w:val="20"/>
-              </w:rPr>
-              <w:t>-</w:t>
-            </w:r>
-            <w:proofErr w:type="spellStart"/>
-            <w:r>
-              <w:rPr>
-                <w:sz w:val="20"/>
-                <w:szCs w:val="20"/>
-              </w:rPr>
-              <w:t>matchScore</w:t>
-            </w:r>
-            <w:proofErr w:type="spellEnd"/>
-            <w:r>
-              <w:rPr>
-                <w:sz w:val="20"/>
-                <w:szCs w:val="20"/>
-              </w:rPr>
-              <w:t>-index sorted desc; enforce ownership</w:t>
+              <w:t>Query GSI jobId-matchScore-index sorted desc; enforce ownership</w:t>
             </w:r>
           </w:p>
         </w:tc>
@@ -2109,7 +2053,6 @@
             <w:tcW w:w="2200" w:type="dxa"/>
           </w:tcPr>
           <w:p>
-            <w:proofErr w:type="spellStart"/>
             <w:r>
               <w:rPr>
                 <w:b/>
@@ -2119,7 +2062,6 @@
               </w:rPr>
               <w:t>serveFrontend</w:t>
             </w:r>
-            <w:proofErr w:type="spellEnd"/>
           </w:p>
         </w:tc>
         <w:tc>
@@ -2171,7 +2113,6 @@
             <w:tcW w:w="2200" w:type="dxa"/>
           </w:tcPr>
           <w:p>
-            <w:proofErr w:type="spellStart"/>
             <w:r>
               <w:rPr>
                 <w:b/>
@@ -2181,7 +2122,6 @@
               </w:rPr>
               <w:t>cognitoPostConfirmation</w:t>
             </w:r>
-            <w:proofErr w:type="spellEnd"/>
           </w:p>
         </w:tc>
         <w:tc>
@@ -2282,37 +2222,8 @@
         </w:numPr>
         <w:spacing w:after="80"/>
       </w:pPr>
-      <w:proofErr w:type="spellStart"/>
-      <w:r>
-        <w:t>ExtractTextStep</w:t>
-      </w:r>
-      <w:proofErr w:type="spellEnd"/>
-      <w:r>
-        <w:t xml:space="preserve">: Invokes </w:t>
-      </w:r>
-      <w:proofErr w:type="spellStart"/>
-      <w:r>
-        <w:t>extractText</w:t>
-      </w:r>
-      <w:proofErr w:type="spellEnd"/>
-      <w:r>
-        <w:t xml:space="preserve"> Lambda. On success → </w:t>
-      </w:r>
-      <w:proofErr w:type="spellStart"/>
-      <w:r>
-        <w:t>ParseAndScoreStep</w:t>
-      </w:r>
-      <w:proofErr w:type="spellEnd"/>
-      <w:r>
-        <w:t xml:space="preserve">. On failure → </w:t>
-      </w:r>
-      <w:proofErr w:type="spellStart"/>
-      <w:r>
-        <w:t>MarkFailedStep</w:t>
-      </w:r>
-      <w:proofErr w:type="spellEnd"/>
-      <w:r>
-        <w:t>.</w:t>
+      <w:r>
+        <w:t>ExtractTextStep: Invokes extractText Lambda. On success → ParseAndScoreStep. On failure → MarkFailedStep.</w:t>
       </w:r>
     </w:p>
     <w:p>
@@ -2324,37 +2235,8 @@
         </w:numPr>
         <w:spacing w:after="80"/>
       </w:pPr>
-      <w:proofErr w:type="spellStart"/>
-      <w:r>
-        <w:t>ParseAndScoreStep</w:t>
-      </w:r>
-      <w:proofErr w:type="spellEnd"/>
-      <w:r>
-        <w:t xml:space="preserve">: Invokes </w:t>
-      </w:r>
-      <w:proofErr w:type="spellStart"/>
-      <w:r>
-        <w:t>parseAndScore</w:t>
-      </w:r>
-      <w:proofErr w:type="spellEnd"/>
-      <w:r>
-        <w:t xml:space="preserve"> Lambda. On success → </w:t>
-      </w:r>
-      <w:proofErr w:type="spellStart"/>
-      <w:r>
-        <w:t>NotifyResultStep</w:t>
-      </w:r>
-      <w:proofErr w:type="spellEnd"/>
-      <w:r>
-        <w:t xml:space="preserve">. On failure → </w:t>
-      </w:r>
-      <w:proofErr w:type="spellStart"/>
-      <w:r>
-        <w:t>MarkFailedStep</w:t>
-      </w:r>
-      <w:proofErr w:type="spellEnd"/>
-      <w:r>
-        <w:t>.</w:t>
+      <w:r>
+        <w:t>ParseAndScoreStep: Invokes parseAndScore Lambda. On success → NotifyResultStep. On failure → MarkFailedStep.</w:t>
       </w:r>
     </w:p>
     <w:p>
@@ -2366,29 +2248,8 @@
         </w:numPr>
         <w:spacing w:after="80"/>
       </w:pPr>
-      <w:proofErr w:type="spellStart"/>
-      <w:r>
-        <w:t>NotifyResultStep</w:t>
-      </w:r>
-      <w:proofErr w:type="spellEnd"/>
-      <w:r>
-        <w:t xml:space="preserve">: Invokes </w:t>
-      </w:r>
-      <w:proofErr w:type="spellStart"/>
-      <w:r>
-        <w:t>notifyResult</w:t>
-      </w:r>
-      <w:proofErr w:type="spellEnd"/>
-      <w:r>
-        <w:t xml:space="preserve"> Lambda. On success → END. On failure → </w:t>
-      </w:r>
-      <w:proofErr w:type="spellStart"/>
-      <w:r>
-        <w:t>MarkFailedStep</w:t>
-      </w:r>
-      <w:proofErr w:type="spellEnd"/>
-      <w:r>
-        <w:t>.</w:t>
+      <w:r>
+        <w:t>NotifyResultStep: Invokes notifyResult Lambda. On success → END. On failure → MarkFailedStep.</w:t>
       </w:r>
     </w:p>
     <w:p>
@@ -2400,29 +2261,8 @@
         </w:numPr>
         <w:spacing w:after="80"/>
       </w:pPr>
-      <w:proofErr w:type="spellStart"/>
-      <w:r>
-        <w:t>MarkFailedStep</w:t>
-      </w:r>
-      <w:proofErr w:type="spellEnd"/>
-      <w:r>
-        <w:t xml:space="preserve">: Invokes </w:t>
-      </w:r>
-      <w:proofErr w:type="spellStart"/>
-      <w:r>
-        <w:t>markFailedStep</w:t>
-      </w:r>
-      <w:proofErr w:type="spellEnd"/>
-      <w:r>
-        <w:t xml:space="preserve"> Lambda. Always transitions to </w:t>
-      </w:r>
-      <w:proofErr w:type="spellStart"/>
-      <w:r>
-        <w:t>NotifyErrorStep</w:t>
-      </w:r>
-      <w:proofErr w:type="spellEnd"/>
-      <w:r>
-        <w:t>.</w:t>
+      <w:r>
+        <w:t>MarkFailedStep: Invokes markFailedStep Lambda. Always transitions to NotifyErrorStep.</w:t>
       </w:r>
     </w:p>
     <w:p>
@@ -2434,21 +2274,8 @@
         </w:numPr>
         <w:spacing w:after="80"/>
       </w:pPr>
-      <w:proofErr w:type="spellStart"/>
-      <w:r>
-        <w:t>NotifyErrorStep</w:t>
-      </w:r>
-      <w:proofErr w:type="spellEnd"/>
-      <w:r>
-        <w:t xml:space="preserve">: Invokes </w:t>
-      </w:r>
-      <w:proofErr w:type="spellStart"/>
-      <w:r>
-        <w:t>notifyErrorStep</w:t>
-      </w:r>
-      <w:proofErr w:type="spellEnd"/>
-      <w:r>
-        <w:t xml:space="preserve"> Lambda. END.</w:t>
+      <w:r>
+        <w:t>NotifyErrorStep: Invokes notifyErrorStep Lambda. END.</w:t>
       </w:r>
     </w:p>
     <w:p>
@@ -2456,15 +2283,7 @@
         <w:spacing w:after="160"/>
       </w:pPr>
       <w:r>
-        <w:t xml:space="preserve">All failure transitions use a Catch block on </w:t>
-      </w:r>
-      <w:proofErr w:type="spellStart"/>
-      <w:r>
-        <w:t>States.ALL</w:t>
-      </w:r>
-      <w:proofErr w:type="spellEnd"/>
-      <w:r>
-        <w:t xml:space="preserve"> to guarantee the error path always runs.</w:t>
+        <w:t>All failure transitions use a Catch block on States.ALL to guarantee the error path always runs.</w:t>
       </w:r>
     </w:p>
     <w:p>
@@ -2495,17 +2314,9 @@
         <w:rPr>
           <w:color w:val="auto"/>
         </w:rPr>
-        <w:t xml:space="preserve">4.1 DynamoDB </w:t>
-      </w:r>
-      <w:proofErr w:type="spellStart"/>
-      <w:r>
-        <w:rPr>
-          <w:color w:val="auto"/>
-        </w:rPr>
-        <w:t>ResultsTable</w:t>
+        <w:t>4.1 DynamoDB ResultsTable</w:t>
       </w:r>
       <w:bookmarkEnd w:id="9"/>
-      <w:proofErr w:type="spellEnd"/>
     </w:p>
     <w:tbl>
       <w:tblPr>
@@ -2580,7 +2391,6 @@
             <w:tcW w:w="2511" w:type="dxa"/>
           </w:tcPr>
           <w:p>
-            <w:proofErr w:type="spellStart"/>
             <w:r>
               <w:rPr>
                 <w:b/>
@@ -2590,7 +2400,6 @@
               </w:rPr>
               <w:t>candidateId</w:t>
             </w:r>
-            <w:proofErr w:type="spellEnd"/>
           </w:p>
         </w:tc>
         <w:tc>
@@ -2631,7 +2440,6 @@
             <w:tcW w:w="2511" w:type="dxa"/>
           </w:tcPr>
           <w:p>
-            <w:proofErr w:type="spellStart"/>
             <w:r>
               <w:rPr>
                 <w:b/>
@@ -2641,7 +2449,6 @@
               </w:rPr>
               <w:t>resumeId</w:t>
             </w:r>
-            <w:proofErr w:type="spellEnd"/>
           </w:p>
         </w:tc>
         <w:tc>
@@ -2682,7 +2489,6 @@
             <w:tcW w:w="2511" w:type="dxa"/>
           </w:tcPr>
           <w:p>
-            <w:proofErr w:type="spellStart"/>
             <w:r>
               <w:rPr>
                 <w:b/>
@@ -2692,7 +2498,6 @@
               </w:rPr>
               <w:t>userId</w:t>
             </w:r>
-            <w:proofErr w:type="spellEnd"/>
           </w:p>
         </w:tc>
         <w:tc>
@@ -2733,7 +2538,6 @@
             <w:tcW w:w="2511" w:type="dxa"/>
           </w:tcPr>
           <w:p>
-            <w:proofErr w:type="spellStart"/>
             <w:r>
               <w:rPr>
                 <w:b/>
@@ -2743,7 +2547,6 @@
               </w:rPr>
               <w:t>jobId</w:t>
             </w:r>
-            <w:proofErr w:type="spellEnd"/>
           </w:p>
         </w:tc>
         <w:tc>
@@ -2770,23 +2573,7 @@
                 <w:sz w:val="20"/>
                 <w:szCs w:val="20"/>
               </w:rPr>
-              <w:t xml:space="preserve">Reference to </w:t>
-            </w:r>
-            <w:proofErr w:type="spellStart"/>
-            <w:r>
-              <w:rPr>
-                <w:sz w:val="20"/>
-                <w:szCs w:val="20"/>
-              </w:rPr>
-              <w:t>JobsTable</w:t>
-            </w:r>
-            <w:proofErr w:type="spellEnd"/>
-            <w:r>
-              <w:rPr>
-                <w:sz w:val="20"/>
-                <w:szCs w:val="20"/>
-              </w:rPr>
-              <w:t xml:space="preserve"> entry</w:t>
+              <w:t>Reference to JobsTable entry</w:t>
             </w:r>
           </w:p>
         </w:tc>
@@ -2800,7 +2587,6 @@
             <w:tcW w:w="2511" w:type="dxa"/>
           </w:tcPr>
           <w:p>
-            <w:proofErr w:type="spellStart"/>
             <w:r>
               <w:rPr>
                 <w:b/>
@@ -2810,7 +2596,6 @@
               </w:rPr>
               <w:t>jobTitle</w:t>
             </w:r>
-            <w:proofErr w:type="spellEnd"/>
           </w:p>
         </w:tc>
         <w:tc>
@@ -2851,7 +2636,6 @@
             <w:tcW w:w="2511" w:type="dxa"/>
           </w:tcPr>
           <w:p>
-            <w:proofErr w:type="spellStart"/>
             <w:r>
               <w:rPr>
                 <w:b/>
@@ -2861,7 +2645,6 @@
               </w:rPr>
               <w:t>candidateName</w:t>
             </w:r>
-            <w:proofErr w:type="spellEnd"/>
           </w:p>
         </w:tc>
         <w:tc>
@@ -2909,6 +2692,7 @@
                 <w:sz w:val="20"/>
                 <w:szCs w:val="20"/>
               </w:rPr>
+              <w:lastRenderedPageBreak/>
               <w:t>status</w:t>
             </w:r>
           </w:p>
@@ -2951,7 +2735,6 @@
             <w:tcW w:w="2511" w:type="dxa"/>
           </w:tcPr>
           <w:p>
-            <w:proofErr w:type="spellStart"/>
             <w:r>
               <w:rPr>
                 <w:b/>
@@ -2961,7 +2744,6 @@
               </w:rPr>
               <w:t>matchScore</w:t>
             </w:r>
-            <w:proofErr w:type="spellEnd"/>
           </w:p>
         </w:tc>
         <w:tc>
@@ -3002,7 +2784,6 @@
             <w:tcW w:w="2511" w:type="dxa"/>
           </w:tcPr>
           <w:p>
-            <w:proofErr w:type="spellStart"/>
             <w:r>
               <w:rPr>
                 <w:b/>
@@ -3012,7 +2793,6 @@
               </w:rPr>
               <w:t>matchedSkills</w:t>
             </w:r>
-            <w:proofErr w:type="spellEnd"/>
           </w:p>
         </w:tc>
         <w:tc>
@@ -3298,7 +3078,6 @@
             <w:tcW w:w="2511" w:type="dxa"/>
           </w:tcPr>
           <w:p>
-            <w:proofErr w:type="spellStart"/>
             <w:r>
               <w:rPr>
                 <w:b/>
@@ -3308,7 +3087,6 @@
               </w:rPr>
               <w:t>createdAt</w:t>
             </w:r>
-            <w:proofErr w:type="spellEnd"/>
           </w:p>
         </w:tc>
         <w:tc>
@@ -3356,7 +3134,6 @@
                 <w:sz w:val="20"/>
                 <w:szCs w:val="20"/>
               </w:rPr>
-              <w:lastRenderedPageBreak/>
               <w:t>error</w:t>
             </w:r>
           </w:p>
@@ -3413,37 +3190,8 @@
         </w:numPr>
         <w:spacing w:after="80"/>
       </w:pPr>
-      <w:proofErr w:type="spellStart"/>
-      <w:r>
-        <w:t>userId</w:t>
-      </w:r>
-      <w:proofErr w:type="spellEnd"/>
-      <w:r>
-        <w:t>-</w:t>
-      </w:r>
-      <w:proofErr w:type="spellStart"/>
-      <w:r>
-        <w:t>createdAt</w:t>
-      </w:r>
-      <w:proofErr w:type="spellEnd"/>
-      <w:r>
-        <w:t>-index: PK=</w:t>
-      </w:r>
-      <w:proofErr w:type="spellStart"/>
-      <w:r>
-        <w:t>userId</w:t>
-      </w:r>
-      <w:proofErr w:type="spellEnd"/>
-      <w:r>
-        <w:t>, SK=</w:t>
-      </w:r>
-      <w:proofErr w:type="spellStart"/>
-      <w:r>
-        <w:t>createdAt</w:t>
-      </w:r>
-      <w:proofErr w:type="spellEnd"/>
-      <w:r>
-        <w:t xml:space="preserve"> – used for student history (sorted by date).</w:t>
+      <w:r>
+        <w:t>userId-createdAt-index: PK=userId, SK=createdAt – used for student history (sorted by date).</w:t>
       </w:r>
     </w:p>
     <w:p>
@@ -3455,37 +3203,8 @@
         </w:numPr>
         <w:spacing w:after="80"/>
       </w:pPr>
-      <w:proofErr w:type="spellStart"/>
-      <w:r>
-        <w:t>jobId</w:t>
-      </w:r>
-      <w:proofErr w:type="spellEnd"/>
-      <w:r>
-        <w:t>-</w:t>
-      </w:r>
-      <w:proofErr w:type="spellStart"/>
-      <w:r>
-        <w:t>matchScore</w:t>
-      </w:r>
-      <w:proofErr w:type="spellEnd"/>
-      <w:r>
-        <w:t>-index: PK=</w:t>
-      </w:r>
-      <w:proofErr w:type="spellStart"/>
-      <w:r>
-        <w:t>jobId</w:t>
-      </w:r>
-      <w:proofErr w:type="spellEnd"/>
-      <w:r>
-        <w:t>, SK=</w:t>
-      </w:r>
-      <w:proofErr w:type="spellStart"/>
-      <w:r>
-        <w:t>matchScore</w:t>
-      </w:r>
-      <w:proofErr w:type="spellEnd"/>
-      <w:r>
-        <w:t xml:space="preserve"> – used for recruiter ranking (sorted descending).</w:t>
+      <w:r>
+        <w:t>jobId-matchScore-index: PK=jobId, SK=matchScore – used for recruiter ranking (sorted descending).</w:t>
       </w:r>
     </w:p>
     <w:p>
@@ -3500,17 +3219,9 @@
         <w:rPr>
           <w:color w:val="auto"/>
         </w:rPr>
-        <w:t xml:space="preserve">4.2 DynamoDB </w:t>
-      </w:r>
-      <w:proofErr w:type="spellStart"/>
-      <w:r>
-        <w:rPr>
-          <w:color w:val="auto"/>
-        </w:rPr>
-        <w:t>JobsTable</w:t>
+        <w:t>4.2 DynamoDB JobsTable</w:t>
       </w:r>
       <w:bookmarkEnd w:id="10"/>
-      <w:proofErr w:type="spellEnd"/>
     </w:p>
     <w:tbl>
       <w:tblPr>
@@ -3585,7 +3296,6 @@
             <w:tcW w:w="2454" w:type="dxa"/>
           </w:tcPr>
           <w:p>
-            <w:proofErr w:type="spellStart"/>
             <w:r>
               <w:rPr>
                 <w:b/>
@@ -3595,7 +3305,6 @@
               </w:rPr>
               <w:t>jobId</w:t>
             </w:r>
-            <w:proofErr w:type="spellEnd"/>
           </w:p>
         </w:tc>
         <w:tc>
@@ -3636,7 +3345,6 @@
             <w:tcW w:w="2454" w:type="dxa"/>
           </w:tcPr>
           <w:p>
-            <w:proofErr w:type="spellStart"/>
             <w:r>
               <w:rPr>
                 <w:b/>
@@ -3646,7 +3354,6 @@
               </w:rPr>
               <w:t>recruiterId</w:t>
             </w:r>
-            <w:proofErr w:type="spellEnd"/>
           </w:p>
         </w:tc>
         <w:tc>
@@ -3883,7 +3590,6 @@
             <w:tcW w:w="2454" w:type="dxa"/>
           </w:tcPr>
           <w:p>
-            <w:proofErr w:type="spellStart"/>
             <w:r>
               <w:rPr>
                 <w:b/>
@@ -3893,7 +3599,6 @@
               </w:rPr>
               <w:t>createdAt</w:t>
             </w:r>
-            <w:proofErr w:type="spellEnd"/>
           </w:p>
         </w:tc>
         <w:tc>
@@ -4281,25 +3986,7 @@
                 <w:sz w:val="20"/>
                 <w:szCs w:val="20"/>
               </w:rPr>
-              <w:t>/results/{</w:t>
-            </w:r>
-            <w:proofErr w:type="spellStart"/>
-            <w:r>
-              <w:rPr>
-                <w:rFonts w:ascii="Consolas" w:eastAsia="Consolas" w:hAnsi="Consolas" w:cs="Consolas"/>
-                <w:sz w:val="20"/>
-                <w:szCs w:val="20"/>
-              </w:rPr>
-              <w:t>candidateId</w:t>
-            </w:r>
-            <w:proofErr w:type="spellEnd"/>
-            <w:r>
-              <w:rPr>
-                <w:rFonts w:ascii="Consolas" w:eastAsia="Consolas" w:hAnsi="Consolas" w:cs="Consolas"/>
-                <w:sz w:val="20"/>
-                <w:szCs w:val="20"/>
-              </w:rPr>
-              <w:t>}</w:t>
+              <w:t>/results/{candidateId}</w:t>
             </w:r>
           </w:p>
         </w:tc>
@@ -4348,6 +4035,7 @@
                 <w:sz w:val="20"/>
                 <w:szCs w:val="20"/>
               </w:rPr>
+              <w:lastRenderedPageBreak/>
               <w:t>GET</w:t>
             </w:r>
           </w:p>
@@ -4445,25 +4133,7 @@
                 <w:sz w:val="20"/>
                 <w:szCs w:val="20"/>
               </w:rPr>
-              <w:t>/jobs/{</w:t>
-            </w:r>
-            <w:proofErr w:type="spellStart"/>
-            <w:r>
-              <w:rPr>
-                <w:rFonts w:ascii="Consolas" w:eastAsia="Consolas" w:hAnsi="Consolas" w:cs="Consolas"/>
-                <w:sz w:val="20"/>
-                <w:szCs w:val="20"/>
-              </w:rPr>
-              <w:t>jobId</w:t>
-            </w:r>
-            <w:proofErr w:type="spellEnd"/>
-            <w:r>
-              <w:rPr>
-                <w:rFonts w:ascii="Consolas" w:eastAsia="Consolas" w:hAnsi="Consolas" w:cs="Consolas"/>
-                <w:sz w:val="20"/>
-                <w:szCs w:val="20"/>
-              </w:rPr>
-              <w:t>}/results</w:t>
+              <w:t>/jobs/{jobId}/results</w:t>
             </w:r>
           </w:p>
         </w:tc>
@@ -4595,23 +4265,7 @@
                 <w:sz w:val="20"/>
                 <w:szCs w:val="20"/>
               </w:rPr>
-              <w:t xml:space="preserve">Login page - Cognito </w:t>
-            </w:r>
-            <w:proofErr w:type="spellStart"/>
-            <w:r>
-              <w:rPr>
-                <w:sz w:val="20"/>
-                <w:szCs w:val="20"/>
-              </w:rPr>
-              <w:t>InitiateAuth</w:t>
-            </w:r>
-            <w:proofErr w:type="spellEnd"/>
-            <w:r>
-              <w:rPr>
-                <w:sz w:val="20"/>
-                <w:szCs w:val="20"/>
-              </w:rPr>
-              <w:t xml:space="preserve"> flow</w:t>
+              <w:t>Login page - Cognito InitiateAuth flow</w:t>
             </w:r>
           </w:p>
         </w:tc>
@@ -4667,7 +4321,6 @@
                 <w:sz w:val="20"/>
                 <w:szCs w:val="20"/>
               </w:rPr>
-              <w:lastRenderedPageBreak/>
               <w:t>student.html</w:t>
             </w:r>
           </w:p>
@@ -4787,23 +4440,7 @@
                 <w:sz w:val="20"/>
                 <w:szCs w:val="20"/>
               </w:rPr>
-              <w:t xml:space="preserve">Runtime config - API base URL, Cognito client ID (injected by </w:t>
-            </w:r>
-            <w:proofErr w:type="spellStart"/>
-            <w:r>
-              <w:rPr>
-                <w:sz w:val="20"/>
-                <w:szCs w:val="20"/>
-              </w:rPr>
-              <w:t>serveFrontend</w:t>
-            </w:r>
-            <w:proofErr w:type="spellEnd"/>
-            <w:r>
-              <w:rPr>
-                <w:sz w:val="20"/>
-                <w:szCs w:val="20"/>
-              </w:rPr>
-              <w:t xml:space="preserve"> Lambda)</w:t>
+              <w:t>Runtime config - API base URL, Cognito client ID (injected by serveFrontend Lambda)</w:t>
             </w:r>
           </w:p>
         </w:tc>
@@ -4835,15 +4472,7 @@
         <w:spacing w:after="80"/>
       </w:pPr>
       <w:r>
-        <w:t xml:space="preserve">No credentials in source code or </w:t>
-      </w:r>
-      <w:proofErr w:type="spellStart"/>
-      <w:r>
-        <w:t>IaC</w:t>
-      </w:r>
-      <w:proofErr w:type="spellEnd"/>
-      <w:r>
-        <w:t>. HF token in Secrets Manager.</w:t>
+        <w:t>No credentials in source code or IaC. HF token in Secrets Manager.</w:t>
       </w:r>
     </w:p>
     <w:p>
@@ -4895,23 +4524,7 @@
         <w:spacing w:after="80"/>
       </w:pPr>
       <w:r>
-        <w:t>DynamoDB: ownership enforced in Lambda code (</w:t>
-      </w:r>
-      <w:proofErr w:type="spellStart"/>
-      <w:r>
-        <w:t>userId</w:t>
-      </w:r>
-      <w:proofErr w:type="spellEnd"/>
-      <w:r>
-        <w:t xml:space="preserve"> claim from JWT must match record </w:t>
-      </w:r>
-      <w:proofErr w:type="spellStart"/>
-      <w:r>
-        <w:t>userId</w:t>
-      </w:r>
-      <w:proofErr w:type="spellEnd"/>
-      <w:r>
-        <w:t>).</w:t>
+        <w:t>DynamoDB: ownership enforced in Lambda code (userId claim from JWT must match record userId).</w:t>
       </w:r>
     </w:p>
     <w:p>
@@ -4948,31 +4561,7 @@
         <w:spacing w:after="160"/>
       </w:pPr>
       <w:r>
-        <w:t xml:space="preserve">CloudWatch Alarms configured for: Lambda Errors &gt; 0 for all 8 core functions, Step Functions </w:t>
-      </w:r>
-      <w:proofErr w:type="spellStart"/>
-      <w:r>
-        <w:t>ExecutionsFailed</w:t>
-      </w:r>
-      <w:proofErr w:type="spellEnd"/>
-      <w:r>
-        <w:t xml:space="preserve"> &gt; 0, DynamoDB </w:t>
-      </w:r>
-      <w:proofErr w:type="spellStart"/>
-      <w:r>
-        <w:t>SystemErrors</w:t>
-      </w:r>
-      <w:proofErr w:type="spellEnd"/>
-      <w:r>
-        <w:t xml:space="preserve"> &gt; 0, DynamoDB </w:t>
-      </w:r>
-      <w:proofErr w:type="spellStart"/>
-      <w:r>
-        <w:t>ConsumedWriteCapacityUnits</w:t>
-      </w:r>
-      <w:proofErr w:type="spellEnd"/>
-      <w:r>
-        <w:t xml:space="preserve"> &gt; 80%. All alarms send to the notification SNS topic.</w:t>
+        <w:t>CloudWatch Alarms configured for: Lambda Errors &gt; 0 for all 8 core functions, Step Functions ExecutionsFailed &gt; 0, DynamoDB SystemErrors &gt; 0, DynamoDB ConsumedWriteCapacityUnits &gt; 80%. All alarms send to the notification SNS topic.</w:t>
       </w:r>
     </w:p>
     <w:p>
@@ -5020,6 +4609,7 @@
         <w:rPr>
           <w:noProof/>
         </w:rPr>
+        <w:lastRenderedPageBreak/>
         <w:drawing>
           <wp:inline distT="0" distB="0" distL="0" distR="0" wp14:anchorId="3A061443" wp14:editId="19399069">
             <wp:extent cx="6355323" cy="2804746"/>
@@ -5086,7 +4676,6 @@
         <w:rPr>
           <w:color w:val="auto"/>
         </w:rPr>
-        <w:lastRenderedPageBreak/>
         <w:t>10. Deployment Architecture</w:t>
       </w:r>
       <w:bookmarkEnd w:id="17"/>
@@ -5122,23 +4711,7 @@
         <w:spacing w:after="80"/>
       </w:pPr>
       <w:r>
-        <w:t xml:space="preserve">dynamodb.tf: </w:t>
-      </w:r>
-      <w:proofErr w:type="spellStart"/>
-      <w:r>
-        <w:t>ResultsTable</w:t>
-      </w:r>
-      <w:proofErr w:type="spellEnd"/>
-      <w:r>
-        <w:t xml:space="preserve"> + </w:t>
-      </w:r>
-      <w:proofErr w:type="spellStart"/>
-      <w:r>
-        <w:t>JobsTable</w:t>
-      </w:r>
-      <w:proofErr w:type="spellEnd"/>
-      <w:r>
-        <w:t xml:space="preserve"> + 3 GSIs</w:t>
+        <w:t>dynamodb.tf: ResultsTable + JobsTable + 3 GSIs</w:t>
       </w:r>
     </w:p>
     <w:p>
@@ -5901,6 +5474,7 @@
   <w:style w:type="paragraph" w:default="1" w:styleId="Normal">
     <w:name w:val="Normal"/>
     <w:qFormat/>
+    <w:rsid w:val="00DC505C"/>
   </w:style>
   <w:style w:type="paragraph" w:styleId="Heading1">
     <w:name w:val="heading 1"/>
